--- a/education/docx/chapter07_additional_infra_stack.docx
+++ b/education/docx/chapter07_additional_infra_stack.docx
@@ -2181,19 +2181,7 @@
         <w:t xml:space="preserve"> </w:t>
       </w:r>
       <w:r>
-        <w:t xml:space="preserve">covers the practical path). If you inherit a cluster running it,</w:t>
-      </w:r>
-      <w:r>
-        <w:t xml:space="preserve"> </w:t>
-      </w:r>
-      <w:r>
-        <w:rPr>
-          <w:rStyle w:val="Key"/>
-        </w:rPr>
-        <w:t xml:space="preserve">migration is a security obligation, not a nice-to-have — future vulnerabilities will have no supported fix</w:t>
-      </w:r>
-      <w:r>
-        <w:t xml:space="preserve">.</w:t>
+        <w:t xml:space="preserve">covers the practical path). If you inherit a cluster running it, migration is a security obligation, not a nice-to-have — future vulnerabilities will have no supported fix.</w:t>
       </w:r>
     </w:p>
     <w:p>
@@ -3247,6 +3235,45 @@
         <w:pStyle w:val="BodyText"/>
       </w:pPr>
       <w:r>
+        <w:t xml:space="preserve">Two of those rows carry the whole decision.</w:t>
+      </w:r>
+      <w:r>
+        <w:t xml:space="preserve"> </w:t>
+      </w:r>
+      <w:r>
+        <w:rPr>
+          <w:rStyle w:val="Key"/>
+          <w:b/>
+          <w:bCs/>
+        </w:rPr>
+        <w:t xml:space="preserve">Token bucket is the right default precisely because it tolerates bursts</w:t>
+      </w:r>
+      <w:r>
+        <w:t xml:space="preserve">, which is the shape of real OMS traffic;</w:t>
+      </w:r>
+      <w:r>
+        <w:t xml:space="preserve"> </w:t>
+      </w:r>
+      <w:r>
+        <w:rPr>
+          <w:rStyle w:val="Key"/>
+          <w:b/>
+          <w:bCs/>
+        </w:rPr>
+        <w:t xml:space="preserve">fixed window should be avoided because it permits 2× the limit across a boundary</w:t>
+      </w:r>
+      <w:r>
+        <w:t xml:space="preserve"> </w:t>
+      </w:r>
+      <w:r>
+        <w:t xml:space="preserve">— two full bursts back to back, one on each side of the reset.</w:t>
+      </w:r>
+    </w:p>
+    <w:p>
+      <w:pPr>
+        <w:pStyle w:val="BodyText"/>
+      </w:pPr>
+      <w:r>
         <w:rPr>
           <w:rStyle w:val="Key"/>
           <w:b/>
@@ -5153,9 +5180,6 @@
         <w:t xml:space="preserve"> </w:t>
       </w:r>
       <w:r>
-        <w:rPr>
-          <w:rStyle w:val="Key"/>
-        </w:rPr>
         <w:t xml:space="preserve">Anything holding local accounts — including the PAM system itself — becomes a place a leaver survives.</w:t>
       </w:r>
     </w:p>
@@ -6183,6 +6207,60 @@
         <w:pStyle w:val="BodyText"/>
       </w:pPr>
       <w:r>
+        <w:t xml:space="preserve">The row to commit to memory is the leaver:</w:t>
+      </w:r>
+      <w:r>
+        <w:t xml:space="preserve"> </w:t>
+      </w:r>
+      <w:r>
+        <w:rPr>
+          <w:rStyle w:val="Key"/>
+          <w:b/>
+          <w:bCs/>
+        </w:rPr>
+        <w:t xml:space="preserve">an SRE who resigns on Friday holding a client certificate is still</w:t>
+      </w:r>
+      <w:r>
+        <w:rPr>
+          <w:rStyle w:val="Key"/>
+          <w:b/>
+          <w:bCs/>
+        </w:rPr>
+        <w:t xml:space="preserve"> </w:t>
+      </w:r>
+      <w:r>
+        <w:rPr>
+          <w:rStyle w:val="VerbatimChar"/>
+          <w:b/>
+          <w:bCs/>
+        </w:rPr>
+        <w:t xml:space="preserve">cluster-admin</w:t>
+      </w:r>
+      <w:r>
+        <w:rPr>
+          <w:rStyle w:val="Key"/>
+          <w:b/>
+          <w:bCs/>
+        </w:rPr>
+        <w:t xml:space="preserve"> </w:t>
+      </w:r>
+      <w:r>
+        <w:rPr>
+          <w:rStyle w:val="Key"/>
+          <w:b/>
+          <w:bCs/>
+        </w:rPr>
+        <w:t xml:space="preserve">on Monday</w:t>
+      </w:r>
+      <w:r>
+        <w:t xml:space="preserve">, whereas an OIDC identity disabled in the IdP is dead within the token TTL. That asymmetry is the entire argument, and it is the version of it to make to an audit committee.</w:t>
+      </w:r>
+    </w:p>
+    <w:p>
+      <w:pPr>
+        <w:pStyle w:val="BodyText"/>
+      </w:pPr>
+      <w:r>
         <w:t xml:space="preserve">The current mechanism is</w:t>
       </w:r>
       <w:r>
@@ -7260,6 +7338,173 @@
         </w:tc>
       </w:tr>
     </w:tbl>
+    <w:p>
+      <w:pPr>
+        <w:pStyle w:val="BodyText"/>
+      </w:pPr>
+      <w:r>
+        <w:t xml:space="preserve">Two of those rows deserve pulling out of the table.</w:t>
+      </w:r>
+      <w:r>
+        <w:t xml:space="preserve"> </w:t>
+      </w:r>
+      <w:r>
+        <w:rPr>
+          <w:rStyle w:val="VerbatimChar"/>
+          <w:b/>
+          <w:bCs/>
+        </w:rPr>
+        <w:t xml:space="preserve">get</w:t>
+      </w:r>
+      <w:r>
+        <w:rPr>
+          <w:rStyle w:val="Key"/>
+          <w:b/>
+          <w:bCs/>
+        </w:rPr>
+        <w:t xml:space="preserve"> </w:t>
+      </w:r>
+      <w:r>
+        <w:rPr>
+          <w:rStyle w:val="Key"/>
+          <w:b/>
+          <w:bCs/>
+        </w:rPr>
+        <w:t xml:space="preserve">on</w:t>
+      </w:r>
+      <w:r>
+        <w:rPr>
+          <w:rStyle w:val="Key"/>
+          <w:b/>
+          <w:bCs/>
+        </w:rPr>
+        <w:t xml:space="preserve"> </w:t>
+      </w:r>
+      <w:r>
+        <w:rPr>
+          <w:rStyle w:val="VerbatimChar"/>
+          <w:b/>
+          <w:bCs/>
+        </w:rPr>
+        <w:t xml:space="preserve">nodes/proxy</w:t>
+      </w:r>
+      <w:r>
+        <w:rPr>
+          <w:rStyle w:val="Key"/>
+          <w:b/>
+          <w:bCs/>
+        </w:rPr>
+        <w:t xml:space="preserve"> </w:t>
+      </w:r>
+      <w:r>
+        <w:rPr>
+          <w:rStyle w:val="Key"/>
+          <w:b/>
+          <w:bCs/>
+        </w:rPr>
+        <w:t xml:space="preserve">is the one people miss</w:t>
+      </w:r>
+      <w:r>
+        <w:rPr>
+          <w:rStyle w:val="Key"/>
+        </w:rPr>
+        <w:t xml:space="preserve">: it executes in any pod on the node while bypassing audit logging and admission control</w:t>
+      </w:r>
+      <w:r>
+        <w:t xml:space="preserve">, which means it defeats the evidence trail the rest of this section is built on — an attacker using it leaves no record of what they ran. And</w:t>
+      </w:r>
+      <w:r>
+        <w:t xml:space="preserve"> </w:t>
+      </w:r>
+      <w:r>
+        <w:rPr>
+          <w:rStyle w:val="Key"/>
+          <w:b/>
+          <w:bCs/>
+        </w:rPr>
+        <w:t xml:space="preserve">the</w:t>
+      </w:r>
+      <w:r>
+        <w:rPr>
+          <w:rStyle w:val="Key"/>
+          <w:b/>
+          <w:bCs/>
+        </w:rPr>
+        <w:t xml:space="preserve"> </w:t>
+      </w:r>
+      <w:r>
+        <w:rPr>
+          <w:rStyle w:val="VerbatimChar"/>
+          <w:b/>
+          <w:bCs/>
+        </w:rPr>
+        <w:t xml:space="preserve">restricted</w:t>
+      </w:r>
+      <w:r>
+        <w:rPr>
+          <w:rStyle w:val="Key"/>
+          <w:b/>
+          <w:bCs/>
+        </w:rPr>
+        <w:t xml:space="preserve"> </w:t>
+      </w:r>
+      <w:r>
+        <w:rPr>
+          <w:rStyle w:val="Key"/>
+          <w:b/>
+          <w:bCs/>
+        </w:rPr>
+        <w:t xml:space="preserve">PSA is an access control, not a hardening preference</w:t>
+      </w:r>
+      <w:r>
+        <w:t xml:space="preserve">; without it,</w:t>
+      </w:r>
+      <w:r>
+        <w:t xml:space="preserve"> </w:t>
+      </w:r>
+      <w:r>
+        <w:rPr>
+          <w:rStyle w:val="VerbatimChar"/>
+        </w:rPr>
+        <w:t xml:space="preserve">create</w:t>
+      </w:r>
+      <w:r>
+        <w:t xml:space="preserve"> </w:t>
+      </w:r>
+      <w:r>
+        <w:t xml:space="preserve">on</w:t>
+      </w:r>
+      <w:r>
+        <w:t xml:space="preserve"> </w:t>
+      </w:r>
+      <w:r>
+        <w:rPr>
+          <w:rStyle w:val="VerbatimChar"/>
+        </w:rPr>
+        <w:t xml:space="preserve">pods</w:t>
+      </w:r>
+      <w:r>
+        <w:t xml:space="preserve"> </w:t>
+      </w:r>
+      <w:r>
+        <w:t xml:space="preserve">is a</w:t>
+      </w:r>
+      <w:r>
+        <w:t xml:space="preserve"> </w:t>
+      </w:r>
+      <w:r>
+        <w:rPr>
+          <w:rStyle w:val="VerbatimChar"/>
+        </w:rPr>
+        <w:t xml:space="preserve">hostPath: /</w:t>
+      </w:r>
+      <w:r>
+        <w:t xml:space="preserve"> </w:t>
+      </w:r>
+      <w:r>
+        <w:t xml:space="preserve">mount away from the node’s kubeconfig.</w:t>
+      </w:r>
+    </w:p>
     <w:p>
       <w:pPr>
         <w:pStyle w:val="BodyText"/>
@@ -8549,6 +8794,186 @@
         </w:tc>
       </w:tr>
     </w:tbl>
+    <w:p>
+      <w:pPr>
+        <w:pStyle w:val="BodyText"/>
+      </w:pPr>
+      <w:r>
+        <w:t xml:space="preserve">The quiet one in that table is</w:t>
+      </w:r>
+      <w:r>
+        <w:t xml:space="preserve"> </w:t>
+      </w:r>
+      <w:r>
+        <w:rPr>
+          <w:rStyle w:val="VerbatimChar"/>
+        </w:rPr>
+        <w:t xml:space="preserve">ALTERCONFIGS</w:t>
+      </w:r>
+      <w:r>
+        <w:t xml:space="preserve">.</w:t>
+      </w:r>
+      <w:r>
+        <w:t xml:space="preserve"> </w:t>
+      </w:r>
+      <w:r>
+        <w:rPr>
+          <w:rStyle w:val="Key"/>
+          <w:b/>
+          <w:bCs/>
+        </w:rPr>
+        <w:t xml:space="preserve">Lowering</w:t>
+      </w:r>
+      <w:r>
+        <w:rPr>
+          <w:rStyle w:val="Key"/>
+          <w:b/>
+          <w:bCs/>
+        </w:rPr>
+        <w:t xml:space="preserve"> </w:t>
+      </w:r>
+      <w:r>
+        <w:rPr>
+          <w:rStyle w:val="VerbatimChar"/>
+          <w:b/>
+          <w:bCs/>
+        </w:rPr>
+        <w:t xml:space="preserve">retention.ms</w:t>
+      </w:r>
+      <w:r>
+        <w:rPr>
+          <w:rStyle w:val="Key"/>
+          <w:b/>
+          <w:bCs/>
+        </w:rPr>
+        <w:t xml:space="preserve"> </w:t>
+      </w:r>
+      <w:r>
+        <w:rPr>
+          <w:rStyle w:val="Key"/>
+          <w:b/>
+          <w:bCs/>
+        </w:rPr>
+        <w:t xml:space="preserve">destroys regulated records as surely as deleting the topic, and much more quietly</w:t>
+      </w:r>
+      <w:r>
+        <w:rPr>
+          <w:rStyle w:val="Key"/>
+        </w:rPr>
+        <w:t xml:space="preserve"> </w:t>
+      </w:r>
+      <w:r>
+        <w:rPr>
+          <w:rStyle w:val="Key"/>
+        </w:rPr>
+        <w:t xml:space="preserve">— a topic deletion is conspicuous</w:t>
+      </w:r>
+      <w:r>
+        <w:t xml:space="preserve"> </w:t>
+      </w:r>
+      <w:r>
+        <w:t xml:space="preserve">and gets noticed, whereas a retention change reads as routine tuning and expires the evidence on a timer. Treat</w:t>
+      </w:r>
+      <w:r>
+        <w:t xml:space="preserve"> </w:t>
+      </w:r>
+      <w:r>
+        <w:rPr>
+          <w:rStyle w:val="VerbatimChar"/>
+        </w:rPr>
+        <w:t xml:space="preserve">ALTERCONFIGS</w:t>
+      </w:r>
+      <w:r>
+        <w:t xml:space="preserve"> </w:t>
+      </w:r>
+      <w:r>
+        <w:t xml:space="preserve">on a records topic as a recordkeeping control rather than an operational convenience. In the other direction, the grant most worth withholding is</w:t>
+      </w:r>
+      <w:r>
+        <w:t xml:space="preserve"> </w:t>
+      </w:r>
+      <w:r>
+        <w:rPr>
+          <w:rStyle w:val="VerbatimChar"/>
+          <w:b/>
+          <w:bCs/>
+        </w:rPr>
+        <w:t xml:space="preserve">WRITE</w:t>
+      </w:r>
+      <w:r>
+        <w:rPr>
+          <w:rStyle w:val="Key"/>
+          <w:b/>
+          <w:bCs/>
+        </w:rPr>
+        <w:t xml:space="preserve"> </w:t>
+      </w:r>
+      <w:r>
+        <w:rPr>
+          <w:rStyle w:val="Key"/>
+          <w:b/>
+          <w:bCs/>
+        </w:rPr>
+        <w:t xml:space="preserve">on</w:t>
+      </w:r>
+      <w:r>
+        <w:rPr>
+          <w:rStyle w:val="Key"/>
+          <w:b/>
+          <w:bCs/>
+        </w:rPr>
+        <w:t xml:space="preserve"> </w:t>
+      </w:r>
+      <w:r>
+        <w:rPr>
+          <w:rStyle w:val="VerbatimChar"/>
+          <w:b/>
+          <w:bCs/>
+        </w:rPr>
+        <w:t xml:space="preserve">orders</w:t>
+      </w:r>
+      <w:r>
+        <w:rPr>
+          <w:rStyle w:val="Key"/>
+          <w:b/>
+          <w:bCs/>
+        </w:rPr>
+        <w:t xml:space="preserve"> </w:t>
+      </w:r>
+      <w:r>
+        <w:rPr>
+          <w:rStyle w:val="Key"/>
+          <w:b/>
+          <w:bCs/>
+        </w:rPr>
+        <w:t xml:space="preserve">for</w:t>
+      </w:r>
+      <w:r>
+        <w:rPr>
+          <w:rStyle w:val="Key"/>
+          <w:b/>
+          <w:bCs/>
+        </w:rPr>
+        <w:t xml:space="preserve"> </w:t>
+      </w:r>
+      <w:r>
+        <w:rPr>
+          <w:rStyle w:val="VerbatimChar"/>
+          <w:b/>
+          <w:bCs/>
+        </w:rPr>
+        <w:t xml:space="preserve">position-keeper</w:t>
+      </w:r>
+      <w:r>
+        <w:rPr>
+          <w:rStyle w:val="Key"/>
+        </w:rPr>
+        <w:t xml:space="preserve">: that is the segregation-of-duties boundary that matters here</w:t>
+      </w:r>
+      <w:r>
+        <w:t xml:space="preserve">, because a consumer bug or a compromised consumer must never be able to inject orders.</w:t>
+      </w:r>
+    </w:p>
     <w:p>
       <w:pPr>
         <w:pStyle w:val="BodyText"/>
@@ -15958,16 +16383,7 @@
         <w:t xml:space="preserve">min.insync.replicas=1</w:t>
       </w:r>
       <w:r>
-        <w:t xml:space="preserve">: a configuration that reads as safe in every document and is not.</w:t>
-      </w:r>
-      <w:r>
-        <w:t xml:space="preserve"> </w:t>
-      </w:r>
-      <w:r>
-        <w:rPr>
-          <w:rStyle w:val="Key"/>
-        </w:rPr>
-        <w:t xml:space="preserve">It is the reason to run three data-bearing members rather than two plus an arbiter.</w:t>
+        <w:t xml:space="preserve">: a configuration that reads as safe in every document and is not. It is the reason to run three data-bearing members rather than two plus an arbiter.</w:t>
       </w:r>
     </w:p>
     <w:p>
@@ -20888,19 +21304,7 @@
         <w:t xml:space="preserve">privately-issued certificate</w:t>
       </w:r>
       <w:r>
-        <w:t xml:space="preserve">, because the origin’s name is internal and no public CA could issue for it — and</w:t>
-      </w:r>
-      <w:r>
-        <w:t xml:space="preserve"> </w:t>
-      </w:r>
-      <w:r>
-        <w:rPr>
-          <w:rStyle w:val="Key"/>
-        </w:rPr>
-        <w:t xml:space="preserve">issuing it publicly would publish your topology to Certificate Transparency logs forever</w:t>
-      </w:r>
-      <w:r>
-        <w:t xml:space="preserve">.</w:t>
+        <w:t xml:space="preserve">, because the origin’s name is internal and no public CA could issue for it — and issuing it publicly would publish your topology to Certificate Transparency logs forever.</w:t>
       </w:r>
       <w:r>
         <w:t xml:space="preserve"> </w:t>
